--- a/physical_piano/share/Physical_Piano_BOM.docx
+++ b/physical_piano/share/Physical_Piano_BOM.docx
@@ -610,7 +610,7 @@
             <w:vAlign w:val="top"/>
           </w:tcPr>
           <w:p>
-            <w:hyperlink w:history="1" r:id="rIdiduu0r2qikhslfn84ydhu">
+            <w:hyperlink w:history="1" r:id="rId6osw0bmdwe9jy1jsl3kce">
               <w:r>
                 <w:rPr>
                   <w:rStyle w:val="Hyperlink"/>
@@ -751,7 +751,7 @@
             <w:vAlign w:val="top"/>
           </w:tcPr>
           <w:p>
-            <w:hyperlink w:history="1" r:id="rIdwizmmvjv9kbzygjz6ub-8">
+            <w:hyperlink w:history="1" r:id="rIdbnmdupbub4sm6eano66pl">
               <w:r>
                 <w:rPr>
                   <w:rStyle w:val="Hyperlink"/>
@@ -767,7 +767,7 @@
               </w:rPr>
               <w:t xml:space="preserve">  ·  </w:t>
             </w:r>
-            <w:hyperlink w:history="1" r:id="rId27xqdhmomsv9r6lty2vxk">
+            <w:hyperlink w:history="1" r:id="rIdi_oqds7l4jbcvsfv_2keh">
               <w:r>
                 <w:rPr>
                   <w:rStyle w:val="Hyperlink"/>
@@ -1110,7 +1110,7 @@
             <w:vAlign w:val="top"/>
           </w:tcPr>
           <w:p>
-            <w:hyperlink w:history="1" r:id="rIdn-s_gzbvzu2juk-0oyjcf">
+            <w:hyperlink w:history="1" r:id="rId4g2twlrmihujzi7s_tgkg">
               <w:r>
                 <w:rPr>
                   <w:rStyle w:val="Hyperlink"/>
@@ -1126,7 +1126,7 @@
               </w:rPr>
               <w:t xml:space="preserve">  ·  </w:t>
             </w:r>
-            <w:hyperlink w:history="1" r:id="rIdzw_lbe31amusnxxclze8g">
+            <w:hyperlink w:history="1" r:id="rIddstdbepdphglru3fho8tk">
               <w:r>
                 <w:rPr>
                   <w:rStyle w:val="Hyperlink"/>
@@ -1267,7 +1267,7 @@
             <w:vAlign w:val="top"/>
           </w:tcPr>
           <w:p>
-            <w:hyperlink w:history="1" r:id="rIdgpvyi7_mnrvudxprg9bsn">
+            <w:hyperlink w:history="1" r:id="rIdttc6onqwy8knjyert4n-z">
               <w:r>
                 <w:rPr>
                   <w:rStyle w:val="Hyperlink"/>
@@ -1408,7 +1408,7 @@
             <w:vAlign w:val="top"/>
           </w:tcPr>
           <w:p>
-            <w:hyperlink w:history="1" r:id="rIdveh3jmuryukszgntkkhaf">
+            <w:hyperlink w:history="1" r:id="rIdadgh4fdpbhoap-70h33d3">
               <w:r>
                 <w:rPr>
                   <w:rStyle w:val="Hyperlink"/>
@@ -1549,7 +1549,7 @@
             <w:vAlign w:val="top"/>
           </w:tcPr>
           <w:p>
-            <w:hyperlink w:history="1" r:id="rId1vmahl5p268za-eqstdsr">
+            <w:hyperlink w:history="1" r:id="rIdeenksvavknagq58sb8kvy">
               <w:r>
                 <w:rPr>
                   <w:rStyle w:val="Hyperlink"/>
@@ -1892,7 +1892,7 @@
             <w:vAlign w:val="top"/>
           </w:tcPr>
           <w:p>
-            <w:hyperlink w:history="1" r:id="rIdmacapzrz4idvpc9jo55at">
+            <w:hyperlink w:history="1" r:id="rId4_ltrjkeasyzsxdh2rrzt">
               <w:r>
                 <w:rPr>
                   <w:rStyle w:val="Hyperlink"/>
@@ -2033,7 +2033,7 @@
             <w:vAlign w:val="top"/>
           </w:tcPr>
           <w:p>
-            <w:hyperlink w:history="1" r:id="rIdnrnmimdsutkrmuk_ou_wx">
+            <w:hyperlink w:history="1" r:id="rIdqmvfwx2x8nybvsij48mkq">
               <w:r>
                 <w:rPr>
                   <w:rStyle w:val="Hyperlink"/>
@@ -2049,7 +2049,7 @@
               </w:rPr>
               <w:t xml:space="preserve">  ·  </w:t>
             </w:r>
-            <w:hyperlink w:history="1" r:id="rIdouiomuiefwzogwapta167">
+            <w:hyperlink w:history="1" r:id="rId00dwhvn9pywdpfuin7aoy">
               <w:r>
                 <w:rPr>
                   <w:rStyle w:val="Hyperlink"/>
@@ -2190,7 +2190,7 @@
             <w:vAlign w:val="top"/>
           </w:tcPr>
           <w:p>
-            <w:hyperlink w:history="1" r:id="rIdeqafzm42en39aadtjiplz">
+            <w:hyperlink w:history="1" r:id="rIdb6r0gwr5minro05ktbunb">
               <w:r>
                 <w:rPr>
                   <w:rStyle w:val="Hyperlink"/>
@@ -2206,7 +2206,7 @@
               </w:rPr>
               <w:t xml:space="preserve">  ·  </w:t>
             </w:r>
-            <w:hyperlink w:history="1" r:id="rId9twpriajpuwt7ycupmj4y">
+            <w:hyperlink w:history="1" r:id="rIdji7grnnr3gkrsnygui_f4">
               <w:r>
                 <w:rPr>
                   <w:rStyle w:val="Hyperlink"/>
@@ -2347,7 +2347,7 @@
             <w:vAlign w:val="top"/>
           </w:tcPr>
           <w:p>
-            <w:hyperlink w:history="1" r:id="rId8yqqsgpfz1uj9vt87yme_">
+            <w:hyperlink w:history="1" r:id="rIdrd6khe_r09hnqps9bz5dc">
               <w:r>
                 <w:rPr>
                   <w:rStyle w:val="Hyperlink"/>
@@ -2488,7 +2488,7 @@
             <w:vAlign w:val="top"/>
           </w:tcPr>
           <w:p>
-            <w:hyperlink w:history="1" r:id="rIdv-deikp9uqbs1abmvwnw9">
+            <w:hyperlink w:history="1" r:id="rIdb--suolfo3otrtrbf_oju">
               <w:r>
                 <w:rPr>
                   <w:rStyle w:val="Hyperlink"/>
@@ -2629,7 +2629,7 @@
             <w:vAlign w:val="top"/>
           </w:tcPr>
           <w:p>
-            <w:hyperlink w:history="1" r:id="rIdq-yso35fl1gox1tkjs9_z">
+            <w:hyperlink w:history="1" r:id="rIdqd8djzsl6onmojumhdkl4">
               <w:r>
                 <w:rPr>
                   <w:rStyle w:val="Hyperlink"/>
@@ -2770,7 +2770,7 @@
             <w:vAlign w:val="top"/>
           </w:tcPr>
           <w:p>
-            <w:hyperlink w:history="1" r:id="rIdfx_jfr7su5cslniuhk-0k">
+            <w:hyperlink w:history="1" r:id="rId6yc0nq7-wtegvdne5zuqm">
               <w:r>
                 <w:rPr>
                   <w:rStyle w:val="Hyperlink"/>
@@ -2911,7 +2911,7 @@
             <w:vAlign w:val="top"/>
           </w:tcPr>
           <w:p>
-            <w:hyperlink w:history="1" r:id="rIdqzbpcjk9bbrkl9hidn0pz">
+            <w:hyperlink w:history="1" r:id="rIdhxaz6kidkrfkr8wyy-a9o">
               <w:r>
                 <w:rPr>
                   <w:rStyle w:val="Hyperlink"/>
@@ -2946,7 +2946,7 @@
         </w:rPr>
         <w:t xml:space="preserve">skip the perfboard and soldering kit above and use a screw-terminal shield instead — each wire clamps under a screw. Less permanent than solder but far more robust than a bare breadboard.  </w:t>
       </w:r>
-      <w:hyperlink w:history="1" r:id="rIdgmby1or2b_d72_8q5necj">
+      <w:hyperlink w:history="1" r:id="rIdbn8bykarqvq-c5kd5uhtt">
         <w:r>
           <w:rPr>
             <w:rStyle w:val="Hyperlink"/>
